--- a/doc/ark1668e动画使用说明.docx
+++ b/doc/ark1668e动画使用说明.docx
@@ -23,6 +23,11 @@
           <w:rFonts w:hint="eastAsia"/>
         </w:rPr>
         <w:t>动画功能实现</w:t>
+      </w:r>
+    </w:p>
+    <w:p>
+      <w:r>
+        <w:t>[EN] ARK1668E Boot Animation Implementation</w:t>
       </w:r>
     </w:p>
     <w:p>
@@ -42,6 +47,11 @@
       </w:r>
     </w:p>
     <w:p>
+      <w:r>
+        <w:t>[EN] Animation partition size configuration:</w:t>
+      </w:r>
+    </w:p>
+    <w:p>
       <w:pPr>
         <w:pStyle w:val="a3"/>
         <w:ind w:left="630" w:hangingChars="300" w:hanging="630"/>
@@ -65,6 +75,11 @@
           <w:rFonts w:hint="eastAsia"/>
         </w:rPr>
         <w:t>启动模式：</w:t>
+      </w:r>
+    </w:p>
+    <w:p>
+      <w:r>
+        <w:t>[EN] NAND Flash boot mode:</w:t>
       </w:r>
     </w:p>
     <w:p>
@@ -239,6 +254,11 @@
     </w:p>
     <w:p>
       <w:r>
+        <w:t>[EN] Modify at the position marked in red.</w:t>
+      </w:r>
+    </w:p>
+    <w:p>
+      <w:r>
         <w:rPr>
           <w:rFonts w:hint="eastAsia"/>
         </w:rPr>
@@ -253,6 +273,11 @@
           <w:rFonts w:hint="eastAsia"/>
         </w:rPr>
         <w:t>启动模式：</w:t>
+      </w:r>
+    </w:p>
+    <w:p>
+      <w:r>
+        <w:t>[EN] eMMC boot mode:</w:t>
       </w:r>
     </w:p>
     <w:p>
@@ -379,10 +404,20 @@
     </w:p>
     <w:p>
       <w:r>
+        <w:t>[EN] Add the animation partition to eMMC at the position marked in red.</w:t>
+      </w:r>
+    </w:p>
+    <w:p>
+      <w:r>
         <w:rPr>
           <w:rFonts w:hint="eastAsia"/>
         </w:rPr>
         <w:t>２、动画内存地址的设置：</w:t>
+      </w:r>
+    </w:p>
+    <w:p>
+      <w:r>
+        <w:t>[EN] 2. Animation memory address configuration:</w:t>
       </w:r>
     </w:p>
     <w:p>
@@ -591,6 +626,11 @@
       </w:r>
     </w:p>
     <w:p>
+      <w:r>
+        <w:t>[EN] In the memory node: 0x1e000000 is the memory size, 0x40000000 is the start address (fixed for ARK1668E). The size must be determined based on DDR size and display buffer requirements. Current allocation is based on 512 MB DDR. (For 256 MB DDR, adjust the offsets accordingly.)</w:t>
+      </w:r>
+    </w:p>
+    <w:p>
       <w:pPr>
         <w:rPr>
           <w:rFonts w:hint="eastAsia"/>
@@ -676,6 +716,11 @@
     </w:p>
     <w:p>
       <w:r>
+        <w:t>[EN] The animation buffer size is 0x500000 (5 MB). Customers may adjust this but must not exceed 10 MB.</w:t>
+      </w:r>
+    </w:p>
+    <w:p>
+      <w:r>
         <w:tab/>
       </w:r>
       <w:r>
@@ -786,6 +831,11 @@
           <w:rFonts w:hint="eastAsia"/>
         </w:rPr>
         <w:t>需要修改：</w:t>
+      </w:r>
+    </w:p>
+    <w:p>
+      <w:r>
+        <w:t>[EN] For NAND Flash, modify at the marked location.</w:t>
       </w:r>
     </w:p>
     <w:p>
@@ -854,6 +904,11 @@
           <w:rFonts w:hint="eastAsia"/>
         </w:rPr>
         <w:t>需要修改：</w:t>
+      </w:r>
+    </w:p>
+    <w:p>
+      <w:r>
+        <w:t>[EN] For eMMC, modify at the marked location.</w:t>
       </w:r>
     </w:p>
     <w:p>
